--- a/Through Assignment 2/Assignment2_FinishedExample.docx
+++ b/Through Assignment 2/Assignment2_FinishedExample.docx
@@ -238,7 +238,19 @@
         <w:rPr>
           <w:rFonts w:ascii="Times New Roman" w:hAnsi="Times New Roman" w:cs="Times New Roman"/>
         </w:rPr>
-        <w:t>Q2.How does the Central Limit Theorem define the shape, or ‘nature’ of our sampling distributions of M₁ and M₂? How does the same theorem (not the variance sum law) define the shape, or ‘nature’ of the sampling distribution of mean differences between M₁ − M₂?</w:t>
+        <w:t>Q2</w:t>
+      </w:r>
+      <w:r>
+        <w:rPr>
+          <w:rFonts w:ascii="Times New Roman" w:hAnsi="Times New Roman" w:cs="Times New Roman"/>
+        </w:rPr>
+        <w:t xml:space="preserve"> </w:t>
+      </w:r>
+      <w:r>
+        <w:rPr>
+          <w:rFonts w:ascii="Times New Roman" w:hAnsi="Times New Roman" w:cs="Times New Roman"/>
+        </w:rPr>
+        <w:t>.How does the Central Limit Theorem define the shape, or ‘nature’ of our sampling distributions of M₁ and M₂? How does the same theorem (not the variance sum law) define the shape, or ‘nature’ of the sampling distribution of mean differences between M₁ − M₂?</w:t>
       </w:r>
     </w:p>
     <w:p>
@@ -610,7 +622,7 @@
           <w:rFonts w:ascii="Times New Roman" w:hAnsi="Times New Roman" w:cs="Times New Roman"/>
         </w:rPr>
         <w:pict w14:anchorId="15C8971D">
-          <v:rect id="_x0000_i1077" style="width:0;height:1.5pt" o:hralign="center" o:hrstd="t" o:hr="t"/>
+          <v:rect id="_x0000_i1026" style="width:0;height:1.5pt" o:hralign="center" o:hrstd="t" o:hr="t"/>
         </w:pict>
       </w:r>
     </w:p>
@@ -1118,7 +1130,7 @@
         </w:rPr>
         <w:lastRenderedPageBreak/>
         <w:pict w14:anchorId="4B59E91C">
-          <v:rect id="_x0000_i1078" style="width:0;height:1.5pt" o:hralign="center" o:hrstd="t" o:hr="t"/>
+          <v:rect id="_x0000_i1027" style="width:0;height:1.5pt" o:hralign="center" o:hrstd="t" o:hr="t"/>
         </w:pict>
       </w:r>
     </w:p>
@@ -1570,7 +1582,19 @@
         <w:rPr>
           <w:rFonts w:ascii="Times New Roman" w:hAnsi="Times New Roman" w:cs="Times New Roman"/>
         </w:rPr>
-        <w:t>6] hours more the second night.</w:t>
+        <w:t>6]</w:t>
+      </w:r>
+      <w:r>
+        <w:rPr>
+          <w:rFonts w:ascii="Times New Roman" w:hAnsi="Times New Roman" w:cs="Times New Roman"/>
+        </w:rPr>
+        <w:t>)</w:t>
+      </w:r>
+      <w:r>
+        <w:rPr>
+          <w:rFonts w:ascii="Times New Roman" w:hAnsi="Times New Roman" w:cs="Times New Roman"/>
+        </w:rPr>
+        <w:t xml:space="preserve"> hours more the second night.</w:t>
       </w:r>
     </w:p>
     <w:p>
@@ -1605,7 +1629,7 @@
           <w:rFonts w:ascii="Times New Roman" w:hAnsi="Times New Roman" w:cs="Times New Roman"/>
         </w:rPr>
         <w:pict w14:anchorId="5350AC24">
-          <v:rect id="_x0000_i1079" style="width:0;height:1.5pt" o:hralign="center" o:hrstd="t" o:hr="t"/>
+          <v:rect id="_x0000_i1028" style="width:0;height:1.5pt" o:hralign="center" o:hrstd="t" o:hr="t"/>
         </w:pict>
       </w:r>
     </w:p>
@@ -1810,14 +1834,15 @@
         <w:wordWrap w:val="0"/>
         <w:rPr>
           <w:rFonts w:ascii="Times New Roman" w:hAnsi="Times New Roman" w:cs="Times New Roman"/>
-        </w:rPr>
-      </w:pPr>
-      <w:r>
-        <w:rPr>
-          <w:rFonts w:ascii="Times New Roman" w:hAnsi="Times New Roman" w:cs="Times New Roman"/>
           <w:shd w:val="clear" w:color="auto" w:fill="F1F3F5"/>
         </w:rPr>
-        <w:t>[1] "LL ="             "17.9176785087462"</w:t>
+      </w:pPr>
+      <w:r>
+        <w:rPr>
+          <w:rFonts w:ascii="Times New Roman" w:hAnsi="Times New Roman" w:cs="Times New Roman"/>
+          <w:shd w:val="clear" w:color="auto" w:fill="F1F3F5"/>
+        </w:rPr>
+        <w:t>[1] "LL = 1"</w:t>
       </w:r>
     </w:p>
     <w:p>
@@ -1834,7 +1859,7 @@
           <w:rFonts w:ascii="Times New Roman" w:hAnsi="Times New Roman" w:cs="Times New Roman"/>
           <w:shd w:val="clear" w:color="auto" w:fill="F1F3F5"/>
         </w:rPr>
-        <w:t>[1] "UL ="             "22.2635714912538"</w:t>
+        <w:t>[1] "UL = 2"</w:t>
       </w:r>
     </w:p>
     <w:p>
@@ -1863,7 +1888,19 @@
         <w:rPr>
           <w:rFonts w:ascii="Times New Roman" w:hAnsi="Times New Roman" w:cs="Times New Roman"/>
         </w:rPr>
-        <w:t xml:space="preserve"> The group of cars does not have significantly different fuel efficiency from a hypothetical mpg of 22 (t(31) = -.854, p = .4)</w:t>
+        <w:t xml:space="preserve"> The group of cars does not have significantly different fuel efficiency from a hypothetical mpg of 2</w:t>
+      </w:r>
+      <w:r>
+        <w:rPr>
+          <w:rFonts w:ascii="Times New Roman" w:hAnsi="Times New Roman" w:cs="Times New Roman"/>
+        </w:rPr>
+        <w:t>1</w:t>
+      </w:r>
+      <w:r>
+        <w:rPr>
+          <w:rFonts w:ascii="Times New Roman" w:hAnsi="Times New Roman" w:cs="Times New Roman"/>
+        </w:rPr>
+        <w:t xml:space="preserve"> (t(31) = -.854, p = .4)</w:t>
       </w:r>
     </w:p>
     <w:p>
